--- a/dossier-conformite-2026/livrables/02_MEM/GPE-MEM_Guide_periode_en_entreprise.docx
+++ b/dossier-conformite-2026/livrables/02_MEM/GPE-MEM_Guide_periode_en_entreprise.docx
@@ -16,7 +16,7 @@
       <w:r>
         <w:rPr>
           <w:b/>
-          <w:color w:val="8A6D1F"/>
+          <w:color w:val="1B3A6B"/>
           <w:sz w:val="28"/>
         </w:rPr>
         <w:t>Titre professionnel Manager d'établissement marchand — pour le stagiaire et le tuteur</w:t>
@@ -25,7 +25,7 @@
     <w:p>
       <w:pPr>
         <w:pBdr>
-          <w:bottom w:val="single" w:sz="18" w:space="1" w:color="C9A94D"/>
+          <w:bottom w:val="single" w:sz="18" w:space="1" w:color="C9A84C"/>
         </w:pBdr>
       </w:pPr>
     </w:p>
@@ -966,6 +966,124 @@
       </w:tr>
     </w:tbl>
     <w:p/>
+    <w:p>
+      <w:pPr>
+        <w:pBdr>
+          <w:bottom w:val="single" w:sz="18" w:space="1" w:color="C9A84C"/>
+        </w:pBdr>
+      </w:pPr>
+    </w:p>
+    <w:p>
+      <w:pPr>
+        <w:keepNext/>
+        <w:spacing w:after="0"/>
+      </w:pPr>
+      <w:r>
+        <w:rPr>
+          <w:b/>
+          <w:color w:val="1B3A6B"/>
+          <w:sz w:val="20"/>
+        </w:rPr>
+        <w:t>YEBA FORMATIONS — Aurélien LUMEKA, entrepreneur individuel (EI), directeur</w:t>
+      </w:r>
+    </w:p>
+    <w:p>
+      <w:pPr>
+        <w:keepNext/>
+        <w:spacing w:after="0"/>
+      </w:pPr>
+      <w:r>
+        <w:rPr>
+          <w:b w:val="0"/>
+          <w:color w:val="121212"/>
+          <w:sz w:val="20"/>
+        </w:rPr>
+        <w:t>9 rue Françoise Châtelain, 97490 Sainte-Clotilde, La Réunion</w:t>
+      </w:r>
+    </w:p>
+    <w:p>
+      <w:pPr>
+        <w:keepNext/>
+        <w:spacing w:after="0"/>
+      </w:pPr>
+      <w:r>
+        <w:rPr>
+          <w:b w:val="0"/>
+          <w:color w:val="121212"/>
+          <w:sz w:val="20"/>
+        </w:rPr>
+        <w:t>Tél. 0693 32 24 45 — yebaformations@gmail.com</w:t>
+      </w:r>
+    </w:p>
+    <w:p>
+      <w:pPr>
+        <w:keepNext/>
+        <w:spacing w:after="0"/>
+      </w:pPr>
+      <w:r>
+        <w:rPr>
+          <w:b w:val="0"/>
+          <w:color w:val="121212"/>
+          <w:sz w:val="20"/>
+        </w:rPr>
+        <w:t>SIRET 814 622 262 00032</w:t>
+      </w:r>
+    </w:p>
+    <w:p>
+      <w:pPr>
+        <w:keepNext/>
+        <w:spacing w:after="0"/>
+      </w:pPr>
+      <w:r>
+        <w:rPr>
+          <w:b w:val="0"/>
+          <w:color w:val="121212"/>
+          <w:sz w:val="20"/>
+        </w:rPr>
+        <w:t>Déclaration d'activité n° 04973676397 auprès du Préfet de La Réunion. Cet enregistrement ne vaut pas agrément de l'État.</w:t>
+      </w:r>
+    </w:p>
+    <w:p>
+      <w:pPr>
+        <w:keepNext/>
+        <w:spacing w:after="0"/>
+      </w:pPr>
+      <w:r>
+        <w:rPr>
+          <w:b w:val="0"/>
+          <w:color w:val="121212"/>
+          <w:sz w:val="20"/>
+        </w:rPr>
+        <w:t>Certification Qualiopi n° 25FOR02027.1 délivrée au titre des catégories : actions de formation, bilans de compétences, actions permettant de faire valider les acquis de l'expérience, actions de formation par apprentissage — organisme certificateur Qualitia (accrédité COFRAC).</w:t>
+      </w:r>
+    </w:p>
+    <w:p>
+      <w:pPr>
+        <w:keepNext/>
+        <w:spacing w:after="0"/>
+      </w:pPr>
+      <w:r>
+        <w:rPr>
+          <w:b w:val="0"/>
+          <w:color w:val="121212"/>
+          <w:sz w:val="20"/>
+        </w:rPr>
+        <w:t>Référent handicap : Aurélien LUMEKA — yebaformations@gmail.com. Document disponible en 16 points sur simple demande.</w:t>
+      </w:r>
+    </w:p>
+    <w:p>
+      <w:pPr>
+        <w:spacing w:before="120"/>
+      </w:pPr>
+      <w:r>
+        <w:rPr>
+          <w:b w:val="0"/>
+          <w:color w:val="5A5F6A"/>
+          <w:sz w:val="18"/>
+        </w:rPr>
+        <w:t>Ce document a été conçu par le formateur avec l'assistance d'un système d'IA générative (règlement (UE) 2024/1689, art. 50). Son contenu a été vérifié et validé par un humain, qui en assume la responsabilité.</w:t>
+      </w:r>
+    </w:p>
     <w:sectPr>
       <w:headerReference w:type="default" r:id="rId9"/>
       <w:footerReference w:type="default" r:id="rId10"/>
@@ -990,7 +1108,7 @@
         <w:color w:val="1B3A6B"/>
         <w:sz w:val="18"/>
       </w:rPr>
-      <w:t xml:space="preserve">GPE-MEM   |   YEBA FORMATIONS — SIRET 814 622 262 00032 — Version 2026-10   |   Page </w:t>
+      <w:t xml:space="preserve">GPE-MEM   |   YEBA FORMATIONS — SIRET 814 622 262 00032 — Version 2026-10-v3   |   Page </w:t>
     </w:r>
     <w:r>
       <w:rPr>
@@ -1421,10 +1539,11 @@
     <w:qFormat/>
     <w:rsid w:val="00FC693F"/>
     <w:pPr>
-      <w:spacing w:after="120" w:line="276" w:lineRule="auto"/>
+      <w:spacing w:after="120" w:line="312" w:lineRule="auto"/>
     </w:pPr>
     <w:rPr>
       <w:rFonts w:ascii="Arial" w:hAnsi="Arial" w:eastAsia="Arial"/>
+      <w:color w:val="121212"/>
       <w:sz w:val="24"/>
     </w:rPr>
   </w:style>
@@ -1538,7 +1657,7 @@
       <w:rFonts w:asciiTheme="majorHAnsi" w:eastAsiaTheme="majorEastAsia" w:hAnsiTheme="majorHAnsi" w:cstheme="majorBidi" w:ascii="Arial" w:hAnsi="Arial"/>
       <w:b/>
       <w:bCs/>
-      <w:color w:val="8A6D1F"/>
+      <w:color w:val="1B3A6B"/>
       <w:sz w:val="28"/>
     </w:rPr>
   </w:style>

--- a/dossier-conformite-2026/livrables/02_MEM/GPE-MEM_Guide_periode_en_entreprise.docx
+++ b/dossier-conformite-2026/livrables/02_MEM/GPE-MEM_Guide_periode_en_entreprise.docx
@@ -1132,7 +1132,7 @@
     <w:r>
       <w:drawing>
         <wp:inline xmlns:a="http://schemas.openxmlformats.org/drawingml/2006/main" xmlns:pic="http://schemas.openxmlformats.org/drawingml/2006/picture">
-          <wp:extent cx="634228" cy="540000"/>
+          <wp:extent cx="624277" cy="540000"/>
           <wp:docPr id="1" name="Picture 1"/>
           <wp:cNvGraphicFramePr>
             <a:graphicFrameLocks noChangeAspect="1"/>
@@ -1141,7 +1141,7 @@
             <a:graphicData uri="http://schemas.openxmlformats.org/drawingml/2006/picture">
               <pic:pic>
                 <pic:nvPicPr>
-                  <pic:cNvPr id="0" name="logo_yeba_formations.png"/>
+                  <pic:cNvPr id="0" name="logo_yeba_fond_clair_1000.png"/>
                   <pic:cNvPicPr/>
                 </pic:nvPicPr>
                 <pic:blipFill>
@@ -1153,7 +1153,7 @@
                 <pic:spPr>
                   <a:xfrm>
                     <a:off x="0" y="0"/>
-                    <a:ext cx="634228" cy="540000"/>
+                    <a:ext cx="624277" cy="540000"/>
                   </a:xfrm>
                   <a:prstGeom prst="rect"/>
                 </pic:spPr>
